--- a/UML.docx
+++ b/UML.docx
@@ -3,11 +3,6 @@
 <w:document xmlns:wpc="http://schemas.microsoft.com/office/word/2010/wordprocessingCanvas" xmlns:cx="http://schemas.microsoft.com/office/drawing/2014/chartex" xmlns:cx1="http://schemas.microsoft.com/office/drawing/2015/9/8/chartex" xmlns:cx2="http://schemas.microsoft.com/office/drawing/2015/10/21/chartex" xmlns:cx3="http://schemas.microsoft.com/office/drawing/2016/5/9/chartex" xmlns:cx4="http://schemas.microsoft.com/office/drawing/2016/5/10/chartex" xmlns:cx5="http://schemas.microsoft.com/office/drawing/2016/5/11/chartex" xmlns:cx6="http://schemas.microsoft.com/office/drawing/2016/5/12/chartex" xmlns:cx7="http://schemas.microsoft.com/office/drawing/2016/5/13/chartex" xmlns:cx8="http://schemas.microsoft.com/office/drawing/2016/5/14/chartex" xmlns:mc="http://schemas.openxmlformats.org/markup-compatibility/2006" xmlns:aink="http://schemas.microsoft.com/office/drawing/2016/ink" xmlns:am3d="http://schemas.microsoft.com/office/drawing/2017/model3d" xmlns:o="urn:schemas-microsoft-com:office:office" xmlns:r="http://schemas.openxmlformats.org/officeDocument/2006/relationships" xmlns:m="http://schemas.openxmlformats.org/officeDocument/2006/math" xmlns:v="urn:schemas-microsoft-com:vml" xmlns:wp14="http://schemas.microsoft.com/office/word/2010/wordprocessingDrawing" xmlns:wp="http://schemas.openxmlformats.org/drawingml/2006/wordprocessingDrawing" xmlns:w10="urn:schemas-microsoft-com:office:word" xmlns:w="http://schemas.openxmlformats.org/wordprocessingml/2006/main" xmlns:w14="http://schemas.microsoft.com/office/word/2010/wordml" xmlns:w15="http://schemas.microsoft.com/office/word/2012/wordml" xmlns:w16cid="http://schemas.microsoft.com/office/word/2016/wordml/cid" xmlns:w16se="http://schemas.microsoft.com/office/word/2015/wordml/symex" xmlns:wpg="http://schemas.microsoft.com/office/word/2010/wordprocessingGroup" xmlns:wpi="http://schemas.microsoft.com/office/word/2010/wordprocessingInk" xmlns:wne="http://schemas.microsoft.com/office/word/2006/wordml" xmlns:wps="http://schemas.microsoft.com/office/word/2010/wordprocessingShape" mc:Ignorable="w14 w15 w16se w16cid wp14">
   <w:body>
     <w:p>
-      <w:pPr>
-        <w:rPr>
-          <w:rFonts w:hint="cs"/>
-        </w:rPr>
-      </w:pPr>
       <w:bookmarkStart w:id="0" w:name="_GoBack"/>
       <w:bookmarkEnd w:id="0"/>
       <w:r>
@@ -19,13 +14,13 @@
           <wp:anchor distT="0" distB="0" distL="114300" distR="114300" simplePos="0" relativeHeight="251658240" behindDoc="0" locked="0" layoutInCell="1" allowOverlap="1">
             <wp:simplePos x="0" y="0"/>
             <wp:positionH relativeFrom="margin">
-              <wp:posOffset>-1085850</wp:posOffset>
+              <wp:posOffset>-1196975</wp:posOffset>
             </wp:positionH>
             <wp:positionV relativeFrom="margin">
-              <wp:posOffset>2733040</wp:posOffset>
+              <wp:posOffset>1567180</wp:posOffset>
             </wp:positionV>
-            <wp:extent cx="7439660" cy="3390900"/>
-            <wp:effectExtent l="0" t="0" r="8890" b="0"/>
+            <wp:extent cx="7874635" cy="4563745"/>
+            <wp:effectExtent l="0" t="0" r="0" b="8255"/>
             <wp:wrapSquare wrapText="bothSides"/>
             <wp:docPr id="1" name="Picture 1"/>
             <wp:cNvGraphicFramePr>
@@ -53,7 +48,7 @@
                   <pic:spPr>
                     <a:xfrm>
                       <a:off x="0" y="0"/>
-                      <a:ext cx="7439660" cy="3390900"/>
+                      <a:ext cx="7874635" cy="4563745"/>
                     </a:xfrm>
                     <a:prstGeom prst="rect">
                       <a:avLst/>
@@ -62,6 +57,9 @@
                 </pic:pic>
               </a:graphicData>
             </a:graphic>
+            <wp14:sizeRelH relativeFrom="margin">
+              <wp14:pctWidth>0</wp14:pctWidth>
+            </wp14:sizeRelH>
             <wp14:sizeRelV relativeFrom="margin">
               <wp14:pctHeight>0</wp14:pctHeight>
             </wp14:sizeRelV>
